--- a/ruanzhu_output/AI软著助手_智能申请表_2026-06-05.docx
+++ b/ruanzhu_output/AI软著助手_智能申请表_2026-06-05.docx
@@ -493,7 +493,7 @@
                 <w:sz w:val="18"/>
                 <w:szCs w:val="18"/>
               </w:rPr>
-              <w:t xml:space="preserve">3208 行</w:t>
+              <w:t xml:space="preserve">3226 行</w:t>
             </w:r>
           </w:p>
         </w:tc>
